--- a/docs/03-architecture/Архитектура GameStore.docx
+++ b/docs/03-architecture/Архитектура GameStore.docx
@@ -102,6 +102,10 @@
             <w:bottom w:w="0" w:type="dxa"/>
           </w:tblCellMar>
         </w:tblPrEx>
+        <w:trPr>
+          <w:cantSplit/>
+          <w:tblHeader w:val="true"/>
+        </w:trPr>
         <w:tc>
           <w:tcPr>
             <w:tcW w:w="2400" w:type="dxa"/>
@@ -140,6 +144,9 @@
             <w:bottom w:w="0" w:type="dxa"/>
           </w:tblCellMar>
         </w:tblPrEx>
+        <w:trPr>
+          <w:cantSplit/>
+        </w:trPr>
         <w:tc>
           <w:tcPr>
             <w:tcW w:w="2400" w:type="dxa"/>
@@ -178,6 +185,9 @@
             <w:bottom w:w="0" w:type="dxa"/>
           </w:tblCellMar>
         </w:tblPrEx>
+        <w:trPr>
+          <w:cantSplit/>
+        </w:trPr>
         <w:tc>
           <w:tcPr>
             <w:tcW w:w="2400" w:type="dxa"/>
@@ -216,6 +226,9 @@
             <w:bottom w:w="0" w:type="dxa"/>
           </w:tblCellMar>
         </w:tblPrEx>
+        <w:trPr>
+          <w:cantSplit/>
+        </w:trPr>
         <w:tc>
           <w:tcPr>
             <w:tcW w:w="2400" w:type="dxa"/>
@@ -254,6 +267,9 @@
             <w:bottom w:w="0" w:type="dxa"/>
           </w:tblCellMar>
         </w:tblPrEx>
+        <w:trPr>
+          <w:cantSplit/>
+        </w:trPr>
         <w:tc>
           <w:tcPr>
             <w:tcW w:w="2400" w:type="dxa"/>
@@ -292,6 +308,9 @@
             <w:bottom w:w="0" w:type="dxa"/>
           </w:tblCellMar>
         </w:tblPrEx>
+        <w:trPr>
+          <w:cantSplit/>
+        </w:trPr>
         <w:tc>
           <w:tcPr>
             <w:tcW w:w="2400" w:type="dxa"/>
@@ -330,6 +349,9 @@
             <w:bottom w:w="0" w:type="dxa"/>
           </w:tblCellMar>
         </w:tblPrEx>
+        <w:trPr>
+          <w:cantSplit/>
+        </w:trPr>
         <w:tc>
           <w:tcPr>
             <w:tcW w:w="2400" w:type="dxa"/>
@@ -446,12 +468,21 @@
             <w:bottom w:w="0" w:type="dxa"/>
           </w:tblCellMar>
         </w:tblPrEx>
+        <w:trPr>
+          <w:cantSplit/>
+          <w:tblHeader w:val="true"/>
+        </w:trPr>
         <w:tc>
           <w:tcPr>
             <w:tcW w:w="2400" w:type="dxa"/>
           </w:tcPr>
           <w:p>
             <w:r>
+              <w:rPr>
+                <w:rFonts w:ascii="Times New Roman" w:hAnsi="Times New Roman" w:eastAsia="Times New Roman"/>
+                <w:color w:val="000000"/>
+                <w:sz w:val="18"/>
+              </w:rPr>
               <w:t>Модуль</w:t>
             </w:r>
           </w:p>
@@ -462,6 +493,11 @@
           </w:tcPr>
           <w:p>
             <w:r>
+              <w:rPr>
+                <w:rFonts w:ascii="Times New Roman" w:hAnsi="Times New Roman" w:eastAsia="Times New Roman"/>
+                <w:color w:val="000000"/>
+                <w:sz w:val="18"/>
+              </w:rPr>
               <w:t>За что отвечает</w:t>
             </w:r>
           </w:p>
@@ -472,6 +508,11 @@
           </w:tcPr>
           <w:p>
             <w:r>
+              <w:rPr>
+                <w:rFonts w:ascii="Times New Roman" w:hAnsi="Times New Roman" w:eastAsia="Times New Roman"/>
+                <w:color w:val="000000"/>
+                <w:sz w:val="18"/>
+              </w:rPr>
               <w:t>С какими модулями взаимодействует</w:t>
             </w:r>
           </w:p>
@@ -484,12 +525,20 @@
             <w:bottom w:w="0" w:type="dxa"/>
           </w:tblCellMar>
         </w:tblPrEx>
+        <w:trPr>
+          <w:cantSplit/>
+        </w:trPr>
         <w:tc>
           <w:tcPr>
             <w:tcW w:w="2400" w:type="dxa"/>
           </w:tcPr>
           <w:p>
             <w:r>
+              <w:rPr>
+                <w:rFonts w:ascii="Times New Roman" w:hAnsi="Times New Roman" w:eastAsia="Times New Roman"/>
+                <w:color w:val="000000"/>
+                <w:sz w:val="18"/>
+              </w:rPr>
               <w:t>Веб-интерфейс покупателя</w:t>
             </w:r>
           </w:p>
@@ -500,6 +549,11 @@
           </w:tcPr>
           <w:p>
             <w:r>
+              <w:rPr>
+                <w:rFonts w:ascii="Times New Roman" w:hAnsi="Times New Roman" w:eastAsia="Times New Roman"/>
+                <w:color w:val="000000"/>
+                <w:sz w:val="18"/>
+              </w:rPr>
               <w:t>Каталог, карточка игры, корзина, оформление заказа, личный кабинет, отзывы и возвраты.</w:t>
             </w:r>
           </w:p>
@@ -510,6 +564,11 @@
           </w:tcPr>
           <w:p>
             <w:r>
+              <w:rPr>
+                <w:rFonts w:ascii="Times New Roman" w:hAnsi="Times New Roman" w:eastAsia="Times New Roman"/>
+                <w:color w:val="000000"/>
+                <w:sz w:val="18"/>
+              </w:rPr>
               <w:t>Backend API, авторизация, каталог, заказы, отзывы.</w:t>
             </w:r>
           </w:p>
@@ -522,12 +581,20 @@
             <w:bottom w:w="0" w:type="dxa"/>
           </w:tblCellMar>
         </w:tblPrEx>
+        <w:trPr>
+          <w:cantSplit/>
+        </w:trPr>
         <w:tc>
           <w:tcPr>
             <w:tcW w:w="2400" w:type="dxa"/>
           </w:tcPr>
           <w:p>
             <w:r>
+              <w:rPr>
+                <w:rFonts w:ascii="Times New Roman" w:hAnsi="Times New Roman" w:eastAsia="Times New Roman"/>
+                <w:color w:val="000000"/>
+                <w:sz w:val="18"/>
+              </w:rPr>
               <w:t>Админ-панель</w:t>
             </w:r>
           </w:p>
@@ -538,6 +605,11 @@
           </w:tcPr>
           <w:p>
             <w:r>
+              <w:rPr>
+                <w:rFonts w:ascii="Times New Roman" w:hAnsi="Times New Roman" w:eastAsia="Times New Roman"/>
+                <w:color w:val="000000"/>
+                <w:sz w:val="18"/>
+              </w:rPr>
               <w:t>Управление играми, платформами, ценами, скриншотами, ключами, промокодами и акциями.</w:t>
             </w:r>
           </w:p>
@@ -548,7 +620,12 @@
           </w:tcPr>
           <w:p>
             <w:r>
-              <w:t>Backend API, каталог, ключи, промокоды, отчеты.</w:t>
+              <w:rPr>
+                <w:rFonts w:ascii="Times New Roman" w:hAnsi="Times New Roman" w:eastAsia="Times New Roman"/>
+                <w:color w:val="000000"/>
+                <w:sz w:val="18"/>
+              </w:rPr>
+              <w:t>Backend API, каталог, ключи, промокоды, модуль отчетности.</w:t>
             </w:r>
           </w:p>
         </w:tc>
@@ -560,12 +637,20 @@
             <w:bottom w:w="0" w:type="dxa"/>
           </w:tblCellMar>
         </w:tblPrEx>
+        <w:trPr>
+          <w:cantSplit/>
+        </w:trPr>
         <w:tc>
           <w:tcPr>
             <w:tcW w:w="2400" w:type="dxa"/>
           </w:tcPr>
           <w:p>
             <w:r>
+              <w:rPr>
+                <w:rFonts w:ascii="Times New Roman" w:hAnsi="Times New Roman" w:eastAsia="Times New Roman"/>
+                <w:color w:val="000000"/>
+                <w:sz w:val="18"/>
+              </w:rPr>
               <w:t>Интерфейс поддержки</w:t>
             </w:r>
           </w:p>
@@ -576,6 +661,11 @@
           </w:tcPr>
           <w:p>
             <w:r>
+              <w:rPr>
+                <w:rFonts w:ascii="Times New Roman" w:hAnsi="Times New Roman" w:eastAsia="Times New Roman"/>
+                <w:color w:val="000000"/>
+                <w:sz w:val="18"/>
+              </w:rPr>
               <w:t>Просмотр обращений пользователей и обработка возвратов.</w:t>
             </w:r>
           </w:p>
@@ -586,6 +676,11 @@
           </w:tcPr>
           <w:p>
             <w:r>
+              <w:rPr>
+                <w:rFonts w:ascii="Times New Roman" w:hAnsi="Times New Roman" w:eastAsia="Times New Roman"/>
+                <w:color w:val="000000"/>
+                <w:sz w:val="18"/>
+              </w:rPr>
               <w:t>Backend API, возвраты, заказы, уведомления.</w:t>
             </w:r>
           </w:p>
@@ -598,12 +693,20 @@
             <w:bottom w:w="0" w:type="dxa"/>
           </w:tblCellMar>
         </w:tblPrEx>
+        <w:trPr>
+          <w:cantSplit/>
+        </w:trPr>
         <w:tc>
           <w:tcPr>
             <w:tcW w:w="2400" w:type="dxa"/>
           </w:tcPr>
           <w:p>
             <w:r>
+              <w:rPr>
+                <w:rFonts w:ascii="Times New Roman" w:hAnsi="Times New Roman" w:eastAsia="Times New Roman"/>
+                <w:color w:val="000000"/>
+                <w:sz w:val="18"/>
+              </w:rPr>
               <w:t>Модуль авторизации</w:t>
             </w:r>
           </w:p>
@@ -614,6 +717,11 @@
           </w:tcPr>
           <w:p>
             <w:r>
+              <w:rPr>
+                <w:rFonts w:ascii="Times New Roman" w:hAnsi="Times New Roman" w:eastAsia="Times New Roman"/>
+                <w:color w:val="000000"/>
+                <w:sz w:val="18"/>
+              </w:rPr>
               <w:t>Регистрация, вход, роли покупателя, администратора и менеджера поддержки.</w:t>
             </w:r>
           </w:p>
@@ -624,6 +732,11 @@
           </w:tcPr>
           <w:p>
             <w:r>
+              <w:rPr>
+                <w:rFonts w:ascii="Times New Roman" w:hAnsi="Times New Roman" w:eastAsia="Times New Roman"/>
+                <w:color w:val="000000"/>
+                <w:sz w:val="18"/>
+              </w:rPr>
               <w:t>Веб-интерфейс, админ-панель, база данных.</w:t>
             </w:r>
           </w:p>
@@ -636,12 +749,20 @@
             <w:bottom w:w="0" w:type="dxa"/>
           </w:tblCellMar>
         </w:tblPrEx>
+        <w:trPr>
+          <w:cantSplit/>
+        </w:trPr>
         <w:tc>
           <w:tcPr>
             <w:tcW w:w="2400" w:type="dxa"/>
           </w:tcPr>
           <w:p>
             <w:r>
+              <w:rPr>
+                <w:rFonts w:ascii="Times New Roman" w:hAnsi="Times New Roman" w:eastAsia="Times New Roman"/>
+                <w:color w:val="000000"/>
+                <w:sz w:val="18"/>
+              </w:rPr>
               <w:t>Модуль каталога</w:t>
             </w:r>
           </w:p>
@@ -652,6 +773,11 @@
           </w:tcPr>
           <w:p>
             <w:r>
+              <w:rPr>
+                <w:rFonts w:ascii="Times New Roman" w:hAnsi="Times New Roman" w:eastAsia="Times New Roman"/>
+                <w:color w:val="000000"/>
+                <w:sz w:val="18"/>
+              </w:rPr>
               <w:t>Игры, жанры, платформы, цены, системные требования, скриншоты и наличие ключей.</w:t>
             </w:r>
           </w:p>
@@ -662,6 +788,11 @@
           </w:tcPr>
           <w:p>
             <w:r>
+              <w:rPr>
+                <w:rFonts w:ascii="Times New Roman" w:hAnsi="Times New Roman" w:eastAsia="Times New Roman"/>
+                <w:color w:val="000000"/>
+                <w:sz w:val="18"/>
+              </w:rPr>
               <w:t>Веб-интерфейс, админ-панель, база данных.</w:t>
             </w:r>
           </w:p>
@@ -674,12 +805,20 @@
             <w:bottom w:w="0" w:type="dxa"/>
           </w:tblCellMar>
         </w:tblPrEx>
+        <w:trPr>
+          <w:cantSplit/>
+        </w:trPr>
         <w:tc>
           <w:tcPr>
             <w:tcW w:w="2400" w:type="dxa"/>
           </w:tcPr>
           <w:p>
             <w:r>
+              <w:rPr>
+                <w:rFonts w:ascii="Times New Roman" w:hAnsi="Times New Roman" w:eastAsia="Times New Roman"/>
+                <w:color w:val="000000"/>
+                <w:sz w:val="18"/>
+              </w:rPr>
               <w:t>Модуль корзины и заказов</w:t>
             </w:r>
           </w:p>
@@ -690,6 +829,11 @@
           </w:tcPr>
           <w:p>
             <w:r>
+              <w:rPr>
+                <w:rFonts w:ascii="Times New Roman" w:hAnsi="Times New Roman" w:eastAsia="Times New Roman"/>
+                <w:color w:val="000000"/>
+                <w:sz w:val="18"/>
+              </w:rPr>
               <w:t>Корзина, создание заказа, статусы заказа и связь с платежом.</w:t>
             </w:r>
           </w:p>
@@ -700,6 +844,11 @@
           </w:tcPr>
           <w:p>
             <w:r>
+              <w:rPr>
+                <w:rFonts w:ascii="Times New Roman" w:hAnsi="Times New Roman" w:eastAsia="Times New Roman"/>
+                <w:color w:val="000000"/>
+                <w:sz w:val="18"/>
+              </w:rPr>
               <w:t>Каталог, промокоды, платежи, ключи, база данных.</w:t>
             </w:r>
           </w:p>
@@ -712,12 +861,20 @@
             <w:bottom w:w="0" w:type="dxa"/>
           </w:tblCellMar>
         </w:tblPrEx>
+        <w:trPr>
+          <w:cantSplit/>
+        </w:trPr>
         <w:tc>
           <w:tcPr>
             <w:tcW w:w="2400" w:type="dxa"/>
           </w:tcPr>
           <w:p>
             <w:r>
+              <w:rPr>
+                <w:rFonts w:ascii="Times New Roman" w:hAnsi="Times New Roman" w:eastAsia="Times New Roman"/>
+                <w:color w:val="000000"/>
+                <w:sz w:val="18"/>
+              </w:rPr>
               <w:lastRenderedPageBreak/>
               <w:t>Модуль платежей</w:t>
             </w:r>
@@ -729,6 +886,11 @@
           </w:tcPr>
           <w:p>
             <w:r>
+              <w:rPr>
+                <w:rFonts w:ascii="Times New Roman" w:hAnsi="Times New Roman" w:eastAsia="Times New Roman"/>
+                <w:color w:val="000000"/>
+                <w:sz w:val="18"/>
+              </w:rPr>
               <w:t>Создание платежа, прием callback от ЮKassa, проверка статуса оплаты.</w:t>
             </w:r>
           </w:p>
@@ -739,6 +901,11 @@
           </w:tcPr>
           <w:p>
             <w:r>
+              <w:rPr>
+                <w:rFonts w:ascii="Times New Roman" w:hAnsi="Times New Roman" w:eastAsia="Times New Roman"/>
+                <w:color w:val="000000"/>
+                <w:sz w:val="18"/>
+              </w:rPr>
               <w:t>Заказы, ЮKassa, база данных, уведомления.</w:t>
             </w:r>
           </w:p>
@@ -751,12 +918,20 @@
             <w:bottom w:w="0" w:type="dxa"/>
           </w:tblCellMar>
         </w:tblPrEx>
+        <w:trPr>
+          <w:cantSplit/>
+        </w:trPr>
         <w:tc>
           <w:tcPr>
             <w:tcW w:w="2400" w:type="dxa"/>
           </w:tcPr>
           <w:p>
             <w:r>
+              <w:rPr>
+                <w:rFonts w:ascii="Times New Roman" w:hAnsi="Times New Roman" w:eastAsia="Times New Roman"/>
+                <w:color w:val="000000"/>
+                <w:sz w:val="18"/>
+              </w:rPr>
               <w:t>Модуль промокодов</w:t>
             </w:r>
           </w:p>
@@ -767,6 +942,11 @@
           </w:tcPr>
           <w:p>
             <w:r>
+              <w:rPr>
+                <w:rFonts w:ascii="Times New Roman" w:hAnsi="Times New Roman" w:eastAsia="Times New Roman"/>
+                <w:color w:val="000000"/>
+                <w:sz w:val="18"/>
+              </w:rPr>
               <w:t>Проверка промокодов, расчет скидки и контроль срока действия.</w:t>
             </w:r>
           </w:p>
@@ -777,6 +957,11 @@
           </w:tcPr>
           <w:p>
             <w:r>
+              <w:rPr>
+                <w:rFonts w:ascii="Times New Roman" w:hAnsi="Times New Roman" w:eastAsia="Times New Roman"/>
+                <w:color w:val="000000"/>
+                <w:sz w:val="18"/>
+              </w:rPr>
               <w:t>Корзина, заказы, база данных.</w:t>
             </w:r>
           </w:p>
@@ -789,12 +974,20 @@
             <w:bottom w:w="0" w:type="dxa"/>
           </w:tblCellMar>
         </w:tblPrEx>
+        <w:trPr>
+          <w:cantSplit/>
+        </w:trPr>
         <w:tc>
           <w:tcPr>
             <w:tcW w:w="2400" w:type="dxa"/>
           </w:tcPr>
           <w:p>
             <w:r>
+              <w:rPr>
+                <w:rFonts w:ascii="Times New Roman" w:hAnsi="Times New Roman" w:eastAsia="Times New Roman"/>
+                <w:color w:val="000000"/>
+                <w:sz w:val="18"/>
+              </w:rPr>
               <w:t>Модуль цифровых ключей</w:t>
             </w:r>
           </w:p>
@@ -805,6 +998,11 @@
           </w:tcPr>
           <w:p>
             <w:r>
+              <w:rPr>
+                <w:rFonts w:ascii="Times New Roman" w:hAnsi="Times New Roman" w:eastAsia="Times New Roman"/>
+                <w:color w:val="000000"/>
+                <w:sz w:val="18"/>
+              </w:rPr>
               <w:t>Хранение, резервирование и выдача ключей.</w:t>
             </w:r>
           </w:p>
@@ -815,6 +1013,11 @@
           </w:tcPr>
           <w:p>
             <w:r>
+              <w:rPr>
+                <w:rFonts w:ascii="Times New Roman" w:hAnsi="Times New Roman" w:eastAsia="Times New Roman"/>
+                <w:color w:val="000000"/>
+                <w:sz w:val="18"/>
+              </w:rPr>
               <w:t>Заказы, каталог, база данных, уведомления.</w:t>
             </w:r>
           </w:p>
@@ -827,12 +1030,20 @@
             <w:bottom w:w="0" w:type="dxa"/>
           </w:tblCellMar>
         </w:tblPrEx>
+        <w:trPr>
+          <w:cantSplit/>
+        </w:trPr>
         <w:tc>
           <w:tcPr>
             <w:tcW w:w="2400" w:type="dxa"/>
           </w:tcPr>
           <w:p>
             <w:r>
+              <w:rPr>
+                <w:rFonts w:ascii="Times New Roman" w:hAnsi="Times New Roman" w:eastAsia="Times New Roman"/>
+                <w:color w:val="000000"/>
+                <w:sz w:val="18"/>
+              </w:rPr>
               <w:t>Модуль отзывов</w:t>
             </w:r>
           </w:p>
@@ -843,6 +1054,11 @@
           </w:tcPr>
           <w:p>
             <w:r>
+              <w:rPr>
+                <w:rFonts w:ascii="Times New Roman" w:hAnsi="Times New Roman" w:eastAsia="Times New Roman"/>
+                <w:color w:val="000000"/>
+                <w:sz w:val="18"/>
+              </w:rPr>
               <w:t>Создание и отображение отзывов и оценок к играм.</w:t>
             </w:r>
           </w:p>
@@ -853,6 +1069,11 @@
           </w:tcPr>
           <w:p>
             <w:r>
+              <w:rPr>
+                <w:rFonts w:ascii="Times New Roman" w:hAnsi="Times New Roman" w:eastAsia="Times New Roman"/>
+                <w:color w:val="000000"/>
+                <w:sz w:val="18"/>
+              </w:rPr>
               <w:t>Пользователи, каталог, база данных.</w:t>
             </w:r>
           </w:p>
@@ -865,12 +1086,20 @@
             <w:bottom w:w="0" w:type="dxa"/>
           </w:tblCellMar>
         </w:tblPrEx>
+        <w:trPr>
+          <w:cantSplit/>
+        </w:trPr>
         <w:tc>
           <w:tcPr>
             <w:tcW w:w="2400" w:type="dxa"/>
           </w:tcPr>
           <w:p>
             <w:r>
+              <w:rPr>
+                <w:rFonts w:ascii="Times New Roman" w:hAnsi="Times New Roman" w:eastAsia="Times New Roman"/>
+                <w:color w:val="000000"/>
+                <w:sz w:val="18"/>
+              </w:rPr>
               <w:t>Модуль возвратов и поддержки</w:t>
             </w:r>
           </w:p>
@@ -881,6 +1110,11 @@
           </w:tcPr>
           <w:p>
             <w:r>
+              <w:rPr>
+                <w:rFonts w:ascii="Times New Roman" w:hAnsi="Times New Roman" w:eastAsia="Times New Roman"/>
+                <w:color w:val="000000"/>
+                <w:sz w:val="18"/>
+              </w:rPr>
               <w:t>Создание обращений, обработка возвратов и фиксация решений менеджера.</w:t>
             </w:r>
           </w:p>
@@ -891,6 +1125,11 @@
           </w:tcPr>
           <w:p>
             <w:r>
+              <w:rPr>
+                <w:rFonts w:ascii="Times New Roman" w:hAnsi="Times New Roman" w:eastAsia="Times New Roman"/>
+                <w:color w:val="000000"/>
+                <w:sz w:val="18"/>
+              </w:rPr>
               <w:t>Заказы, поддержка, уведомления, база данных.</w:t>
             </w:r>
           </w:p>
@@ -903,12 +1142,20 @@
             <w:bottom w:w="0" w:type="dxa"/>
           </w:tblCellMar>
         </w:tblPrEx>
+        <w:trPr>
+          <w:cantSplit/>
+        </w:trPr>
         <w:tc>
           <w:tcPr>
             <w:tcW w:w="2400" w:type="dxa"/>
           </w:tcPr>
           <w:p>
             <w:r>
+              <w:rPr>
+                <w:rFonts w:ascii="Times New Roman" w:hAnsi="Times New Roman" w:eastAsia="Times New Roman"/>
+                <w:color w:val="000000"/>
+                <w:sz w:val="18"/>
+              </w:rPr>
               <w:t>Модуль уведомлений и логирования</w:t>
             </w:r>
           </w:p>
@@ -919,6 +1166,11 @@
           </w:tcPr>
           <w:p>
             <w:r>
+              <w:rPr>
+                <w:rFonts w:ascii="Times New Roman" w:hAnsi="Times New Roman" w:eastAsia="Times New Roman"/>
+                <w:color w:val="000000"/>
+                <w:sz w:val="18"/>
+              </w:rPr>
               <w:t>Email-уведомления, журнал оплат, выдачи ключей, промокодов и действий администратора.</w:t>
             </w:r>
           </w:p>
@@ -929,7 +1181,12 @@
           </w:tcPr>
           <w:p>
             <w:r>
-              <w:t>Пользователи, заказы, платежи, ключи, возвраты, отчеты.</w:t>
+              <w:rPr>
+                <w:rFonts w:ascii="Times New Roman" w:hAnsi="Times New Roman" w:eastAsia="Times New Roman"/>
+                <w:color w:val="000000"/>
+                <w:sz w:val="18"/>
+              </w:rPr>
+              <w:t>Пользователи, заказы, платежи, ключи, возвраты, модуль отчетности.</w:t>
             </w:r>
           </w:p>
         </w:tc>
@@ -941,12 +1198,20 @@
             <w:bottom w:w="0" w:type="dxa"/>
           </w:tblCellMar>
         </w:tblPrEx>
+        <w:trPr>
+          <w:cantSplit/>
+        </w:trPr>
         <w:tc>
           <w:tcPr>
             <w:tcW w:w="2400" w:type="dxa"/>
           </w:tcPr>
           <w:p>
             <w:r>
+              <w:rPr>
+                <w:rFonts w:ascii="Times New Roman" w:hAnsi="Times New Roman" w:eastAsia="Times New Roman"/>
+                <w:color w:val="000000"/>
+                <w:sz w:val="18"/>
+              </w:rPr>
               <w:t>База данных</w:t>
             </w:r>
           </w:p>
@@ -957,6 +1222,11 @@
           </w:tcPr>
           <w:p>
             <w:r>
+              <w:rPr>
+                <w:rFonts w:ascii="Times New Roman" w:hAnsi="Times New Roman" w:eastAsia="Times New Roman"/>
+                <w:color w:val="000000"/>
+                <w:sz w:val="18"/>
+              </w:rPr>
               <w:t>Хранит пользователей, игры, платформы, заказы, платежи, ключи, промокоды, отзывы, возвраты и журналы.</w:t>
             </w:r>
           </w:p>
@@ -967,7 +1237,62 @@
           </w:tcPr>
           <w:p>
             <w:r>
+              <w:rPr>
+                <w:rFonts w:ascii="Times New Roman" w:hAnsi="Times New Roman" w:eastAsia="Times New Roman"/>
+                <w:color w:val="000000"/>
+                <w:sz w:val="18"/>
+              </w:rPr>
               <w:t>Все серверные модули.</w:t>
+            </w:r>
+          </w:p>
+        </w:tc>
+      </w:tr>
+      <w:tr>
+        <w:trPr>
+          <w:cantSplit/>
+        </w:trPr>
+        <w:tc>
+          <w:tcPr>
+            <w:tcW w:type="dxa" w:w="2400"/>
+          </w:tcPr>
+          <w:p>
+            <w:r>
+              <w:rPr>
+                <w:rFonts w:ascii="Times New Roman" w:hAnsi="Times New Roman" w:eastAsia="Times New Roman"/>
+                <w:color w:val="000000"/>
+                <w:sz w:val="18"/>
+              </w:rPr>
+              <w:t>Модуль отчетности</w:t>
+            </w:r>
+          </w:p>
+        </w:tc>
+        <w:tc>
+          <w:tcPr>
+            <w:tcW w:type="dxa" w:w="3837"/>
+          </w:tcPr>
+          <w:p>
+            <w:r>
+              <w:rPr>
+                <w:rFonts w:ascii="Times New Roman" w:hAnsi="Times New Roman" w:eastAsia="Times New Roman"/>
+                <w:color w:val="000000"/>
+                <w:sz w:val="18"/>
+              </w:rPr>
+              <w:t>Формирование отчетов за выбранный период по продажам, возвратам и остаткам цифровых ключей.</w:t>
+            </w:r>
+          </w:p>
+        </w:tc>
+        <w:tc>
+          <w:tcPr>
+            <w:tcW w:type="dxa" w:w="3828"/>
+          </w:tcPr>
+          <w:p>
+            <w:r>
+              <w:rPr>
+                <w:rFonts w:ascii="Times New Roman" w:hAnsi="Times New Roman" w:eastAsia="Times New Roman"/>
+                <w:color w:val="000000"/>
+                <w:sz w:val="18"/>
+              </w:rPr>
+              <w:t>Админ-панель, заказы, платежи, ключи, возвраты, база данных.</w:t>
             </w:r>
           </w:p>
         </w:tc>
@@ -984,7 +1309,12 @@
     </w:p>
     <w:p>
       <w:r>
-        <w:t>Требования о промокодах отражены отдельным модулем промокодов; требования о выдаче ключа после оплаты реализуются связкой заказов, платежей, ключей и уведомлений; требования об отзывах и возвратах отражены отдельными модулями отзывов и поддержки.</w:t>
+        <w:rPr>
+          <w:rFonts w:ascii="Times New Roman" w:hAnsi="Times New Roman" w:eastAsia="Times New Roman"/>
+          <w:color w:val="000000"/>
+          <w:sz w:val="22"/>
+        </w:rPr>
+        <w:t>Требования о промокодах отражены отдельным модулем промокодов; требования о выдаче ключа после оплаты реализуются связкой заказов, платежей, ключей и уведомлений; требования об отзывах и возвратах отражены отдельными модулями отзывов и поддержки. Требование FR-23 о сводной информации реализуется модулем отчетности.</w:t>
       </w:r>
     </w:p>
     <w:sectPr>

--- a/docs/03-architecture/Архитектура GameStore.docx
+++ b/docs/03-architecture/Архитектура GameStore.docx
@@ -481,7 +481,7 @@
               <w:rPr>
                 <w:rFonts w:ascii="Times New Roman" w:hAnsi="Times New Roman" w:eastAsia="Times New Roman"/>
                 <w:color w:val="000000"/>
-                <w:sz w:val="18"/>
+                <w:sz w:val="17"/>
               </w:rPr>
               <w:t>Модуль</w:t>
             </w:r>
@@ -496,7 +496,7 @@
               <w:rPr>
                 <w:rFonts w:ascii="Times New Roman" w:hAnsi="Times New Roman" w:eastAsia="Times New Roman"/>
                 <w:color w:val="000000"/>
-                <w:sz w:val="18"/>
+                <w:sz w:val="17"/>
               </w:rPr>
               <w:t>За что отвечает</w:t>
             </w:r>
@@ -511,7 +511,7 @@
               <w:rPr>
                 <w:rFonts w:ascii="Times New Roman" w:hAnsi="Times New Roman" w:eastAsia="Times New Roman"/>
                 <w:color w:val="000000"/>
-                <w:sz w:val="18"/>
+                <w:sz w:val="17"/>
               </w:rPr>
               <w:t>С какими модулями взаимодействует</w:t>
             </w:r>
@@ -537,7 +537,7 @@
               <w:rPr>
                 <w:rFonts w:ascii="Times New Roman" w:hAnsi="Times New Roman" w:eastAsia="Times New Roman"/>
                 <w:color w:val="000000"/>
-                <w:sz w:val="18"/>
+                <w:sz w:val="17"/>
               </w:rPr>
               <w:t>Веб-интерфейс покупателя</w:t>
             </w:r>
@@ -552,7 +552,7 @@
               <w:rPr>
                 <w:rFonts w:ascii="Times New Roman" w:hAnsi="Times New Roman" w:eastAsia="Times New Roman"/>
                 <w:color w:val="000000"/>
-                <w:sz w:val="18"/>
+                <w:sz w:val="17"/>
               </w:rPr>
               <w:t>Каталог, карточка игры, корзина, оформление заказа, личный кабинет, отзывы и возвраты.</w:t>
             </w:r>
@@ -567,7 +567,7 @@
               <w:rPr>
                 <w:rFonts w:ascii="Times New Roman" w:hAnsi="Times New Roman" w:eastAsia="Times New Roman"/>
                 <w:color w:val="000000"/>
-                <w:sz w:val="18"/>
+                <w:sz w:val="17"/>
               </w:rPr>
               <w:t>Backend API, авторизация, каталог, заказы, отзывы.</w:t>
             </w:r>
@@ -593,7 +593,7 @@
               <w:rPr>
                 <w:rFonts w:ascii="Times New Roman" w:hAnsi="Times New Roman" w:eastAsia="Times New Roman"/>
                 <w:color w:val="000000"/>
-                <w:sz w:val="18"/>
+                <w:sz w:val="17"/>
               </w:rPr>
               <w:t>Админ-панель</w:t>
             </w:r>
@@ -608,7 +608,7 @@
               <w:rPr>
                 <w:rFonts w:ascii="Times New Roman" w:hAnsi="Times New Roman" w:eastAsia="Times New Roman"/>
                 <w:color w:val="000000"/>
-                <w:sz w:val="18"/>
+                <w:sz w:val="17"/>
               </w:rPr>
               <w:t>Управление играми, платформами, ценами, скриншотами, ключами, промокодами и акциями.</w:t>
             </w:r>
@@ -623,7 +623,7 @@
               <w:rPr>
                 <w:rFonts w:ascii="Times New Roman" w:hAnsi="Times New Roman" w:eastAsia="Times New Roman"/>
                 <w:color w:val="000000"/>
-                <w:sz w:val="18"/>
+                <w:sz w:val="17"/>
               </w:rPr>
               <w:t>Backend API, каталог, ключи, промокоды, модуль отчетности.</w:t>
             </w:r>
@@ -649,7 +649,7 @@
               <w:rPr>
                 <w:rFonts w:ascii="Times New Roman" w:hAnsi="Times New Roman" w:eastAsia="Times New Roman"/>
                 <w:color w:val="000000"/>
-                <w:sz w:val="18"/>
+                <w:sz w:val="17"/>
               </w:rPr>
               <w:t>Интерфейс поддержки</w:t>
             </w:r>
@@ -664,7 +664,7 @@
               <w:rPr>
                 <w:rFonts w:ascii="Times New Roman" w:hAnsi="Times New Roman" w:eastAsia="Times New Roman"/>
                 <w:color w:val="000000"/>
-                <w:sz w:val="18"/>
+                <w:sz w:val="17"/>
               </w:rPr>
               <w:t>Просмотр обращений пользователей и обработка возвратов.</w:t>
             </w:r>
@@ -679,7 +679,7 @@
               <w:rPr>
                 <w:rFonts w:ascii="Times New Roman" w:hAnsi="Times New Roman" w:eastAsia="Times New Roman"/>
                 <w:color w:val="000000"/>
-                <w:sz w:val="18"/>
+                <w:sz w:val="17"/>
               </w:rPr>
               <w:t>Backend API, возвраты, заказы, уведомления.</w:t>
             </w:r>
@@ -705,7 +705,7 @@
               <w:rPr>
                 <w:rFonts w:ascii="Times New Roman" w:hAnsi="Times New Roman" w:eastAsia="Times New Roman"/>
                 <w:color w:val="000000"/>
-                <w:sz w:val="18"/>
+                <w:sz w:val="17"/>
               </w:rPr>
               <w:t>Модуль авторизации</w:t>
             </w:r>
@@ -720,9 +720,9 @@
               <w:rPr>
                 <w:rFonts w:ascii="Times New Roman" w:hAnsi="Times New Roman" w:eastAsia="Times New Roman"/>
                 <w:color w:val="000000"/>
-                <w:sz w:val="18"/>
-              </w:rPr>
-              <w:t>Регистрация, вход, роли покупателя, администратора и менеджера поддержки.</w:t>
+                <w:sz w:val="17"/>
+              </w:rPr>
+              <w:t>Регистрация, вход, роли, ограничение попыток входа и проверка полномочий покупателя, администратора и менеджера поддержки.</w:t>
             </w:r>
           </w:p>
         </w:tc>
@@ -735,7 +735,7 @@
               <w:rPr>
                 <w:rFonts w:ascii="Times New Roman" w:hAnsi="Times New Roman" w:eastAsia="Times New Roman"/>
                 <w:color w:val="000000"/>
-                <w:sz w:val="18"/>
+                <w:sz w:val="17"/>
               </w:rPr>
               <w:t>Веб-интерфейс, админ-панель, база данных.</w:t>
             </w:r>
@@ -761,7 +761,7 @@
               <w:rPr>
                 <w:rFonts w:ascii="Times New Roman" w:hAnsi="Times New Roman" w:eastAsia="Times New Roman"/>
                 <w:color w:val="000000"/>
-                <w:sz w:val="18"/>
+                <w:sz w:val="17"/>
               </w:rPr>
               <w:t>Модуль каталога</w:t>
             </w:r>
@@ -776,7 +776,7 @@
               <w:rPr>
                 <w:rFonts w:ascii="Times New Roman" w:hAnsi="Times New Roman" w:eastAsia="Times New Roman"/>
                 <w:color w:val="000000"/>
-                <w:sz w:val="18"/>
+                <w:sz w:val="17"/>
               </w:rPr>
               <w:t>Игры, жанры, платформы, цены, системные требования, скриншоты и наличие ключей.</w:t>
             </w:r>
@@ -791,7 +791,7 @@
               <w:rPr>
                 <w:rFonts w:ascii="Times New Roman" w:hAnsi="Times New Roman" w:eastAsia="Times New Roman"/>
                 <w:color w:val="000000"/>
-                <w:sz w:val="18"/>
+                <w:sz w:val="17"/>
               </w:rPr>
               <w:t>Веб-интерфейс, админ-панель, база данных.</w:t>
             </w:r>
@@ -817,7 +817,7 @@
               <w:rPr>
                 <w:rFonts w:ascii="Times New Roman" w:hAnsi="Times New Roman" w:eastAsia="Times New Roman"/>
                 <w:color w:val="000000"/>
-                <w:sz w:val="18"/>
+                <w:sz w:val="17"/>
               </w:rPr>
               <w:t>Модуль корзины и заказов</w:t>
             </w:r>
@@ -832,7 +832,7 @@
               <w:rPr>
                 <w:rFonts w:ascii="Times New Roman" w:hAnsi="Times New Roman" w:eastAsia="Times New Roman"/>
                 <w:color w:val="000000"/>
-                <w:sz w:val="18"/>
+                <w:sz w:val="17"/>
               </w:rPr>
               <w:t>Корзина, создание заказа, статусы заказа и связь с платежом.</w:t>
             </w:r>
@@ -847,7 +847,7 @@
               <w:rPr>
                 <w:rFonts w:ascii="Times New Roman" w:hAnsi="Times New Roman" w:eastAsia="Times New Roman"/>
                 <w:color w:val="000000"/>
-                <w:sz w:val="18"/>
+                <w:sz w:val="17"/>
               </w:rPr>
               <w:t>Каталог, промокоды, платежи, ключи, база данных.</w:t>
             </w:r>
@@ -873,7 +873,7 @@
               <w:rPr>
                 <w:rFonts w:ascii="Times New Roman" w:hAnsi="Times New Roman" w:eastAsia="Times New Roman"/>
                 <w:color w:val="000000"/>
-                <w:sz w:val="18"/>
+                <w:sz w:val="17"/>
               </w:rPr>
               <w:lastRenderedPageBreak/>
               <w:t>Модуль платежей</w:t>
@@ -889,9 +889,9 @@
               <w:rPr>
                 <w:rFonts w:ascii="Times New Roman" w:hAnsi="Times New Roman" w:eastAsia="Times New Roman"/>
                 <w:color w:val="000000"/>
-                <w:sz w:val="18"/>
-              </w:rPr>
-              <w:t>Создание платежа, прием callback от ЮKassa, проверка статуса оплаты.</w:t>
+                <w:sz w:val="17"/>
+              </w:rPr>
+              <w:t>Создание платежа, проверка подлинности callback ЮKassa, идемпотентная обработка и сверка статуса оплаты.</w:t>
             </w:r>
           </w:p>
         </w:tc>
@@ -904,7 +904,7 @@
               <w:rPr>
                 <w:rFonts w:ascii="Times New Roman" w:hAnsi="Times New Roman" w:eastAsia="Times New Roman"/>
                 <w:color w:val="000000"/>
-                <w:sz w:val="18"/>
+                <w:sz w:val="17"/>
               </w:rPr>
               <w:t>Заказы, ЮKassa, база данных, уведомления.</w:t>
             </w:r>
@@ -930,7 +930,7 @@
               <w:rPr>
                 <w:rFonts w:ascii="Times New Roman" w:hAnsi="Times New Roman" w:eastAsia="Times New Roman"/>
                 <w:color w:val="000000"/>
-                <w:sz w:val="18"/>
+                <w:sz w:val="17"/>
               </w:rPr>
               <w:t>Модуль промокодов</w:t>
             </w:r>
@@ -945,7 +945,7 @@
               <w:rPr>
                 <w:rFonts w:ascii="Times New Roman" w:hAnsi="Times New Roman" w:eastAsia="Times New Roman"/>
                 <w:color w:val="000000"/>
-                <w:sz w:val="18"/>
+                <w:sz w:val="17"/>
               </w:rPr>
               <w:t>Проверка промокодов, расчет скидки и контроль срока действия.</w:t>
             </w:r>
@@ -960,7 +960,7 @@
               <w:rPr>
                 <w:rFonts w:ascii="Times New Roman" w:hAnsi="Times New Roman" w:eastAsia="Times New Roman"/>
                 <w:color w:val="000000"/>
-                <w:sz w:val="18"/>
+                <w:sz w:val="17"/>
               </w:rPr>
               <w:t>Корзина, заказы, база данных.</w:t>
             </w:r>
@@ -986,7 +986,7 @@
               <w:rPr>
                 <w:rFonts w:ascii="Times New Roman" w:hAnsi="Times New Roman" w:eastAsia="Times New Roman"/>
                 <w:color w:val="000000"/>
-                <w:sz w:val="18"/>
+                <w:sz w:val="17"/>
               </w:rPr>
               <w:t>Модуль цифровых ключей</w:t>
             </w:r>
@@ -1001,9 +1001,9 @@
               <w:rPr>
                 <w:rFonts w:ascii="Times New Roman" w:hAnsi="Times New Roman" w:eastAsia="Times New Roman"/>
                 <w:color w:val="000000"/>
-                <w:sz w:val="18"/>
-              </w:rPr>
-              <w:t>Хранение, резервирование и выдача ключей.</w:t>
+                <w:sz w:val="17"/>
+              </w:rPr>
+              <w:t>Шифрованное хранение, транзакционное резервирование и выдача ключа владельцу оплаченного заказа.</w:t>
             </w:r>
           </w:p>
         </w:tc>
@@ -1016,7 +1016,7 @@
               <w:rPr>
                 <w:rFonts w:ascii="Times New Roman" w:hAnsi="Times New Roman" w:eastAsia="Times New Roman"/>
                 <w:color w:val="000000"/>
-                <w:sz w:val="18"/>
+                <w:sz w:val="17"/>
               </w:rPr>
               <w:t>Заказы, каталог, база данных, уведомления.</w:t>
             </w:r>
@@ -1042,7 +1042,7 @@
               <w:rPr>
                 <w:rFonts w:ascii="Times New Roman" w:hAnsi="Times New Roman" w:eastAsia="Times New Roman"/>
                 <w:color w:val="000000"/>
-                <w:sz w:val="18"/>
+                <w:sz w:val="17"/>
               </w:rPr>
               <w:t>Модуль отзывов</w:t>
             </w:r>
@@ -1057,7 +1057,7 @@
               <w:rPr>
                 <w:rFonts w:ascii="Times New Roman" w:hAnsi="Times New Roman" w:eastAsia="Times New Roman"/>
                 <w:color w:val="000000"/>
-                <w:sz w:val="18"/>
+                <w:sz w:val="17"/>
               </w:rPr>
               <w:t>Создание и отображение отзывов и оценок к играм.</w:t>
             </w:r>
@@ -1072,7 +1072,7 @@
               <w:rPr>
                 <w:rFonts w:ascii="Times New Roman" w:hAnsi="Times New Roman" w:eastAsia="Times New Roman"/>
                 <w:color w:val="000000"/>
-                <w:sz w:val="18"/>
+                <w:sz w:val="17"/>
               </w:rPr>
               <w:t>Пользователи, каталог, база данных.</w:t>
             </w:r>
@@ -1098,7 +1098,7 @@
               <w:rPr>
                 <w:rFonts w:ascii="Times New Roman" w:hAnsi="Times New Roman" w:eastAsia="Times New Roman"/>
                 <w:color w:val="000000"/>
-                <w:sz w:val="18"/>
+                <w:sz w:val="17"/>
               </w:rPr>
               <w:t>Модуль возвратов и поддержки</w:t>
             </w:r>
@@ -1113,7 +1113,7 @@
               <w:rPr>
                 <w:rFonts w:ascii="Times New Roman" w:hAnsi="Times New Roman" w:eastAsia="Times New Roman"/>
                 <w:color w:val="000000"/>
-                <w:sz w:val="18"/>
+                <w:sz w:val="17"/>
               </w:rPr>
               <w:t>Создание обращений, обработка возвратов и фиксация решений менеджера.</w:t>
             </w:r>
@@ -1128,7 +1128,7 @@
               <w:rPr>
                 <w:rFonts w:ascii="Times New Roman" w:hAnsi="Times New Roman" w:eastAsia="Times New Roman"/>
                 <w:color w:val="000000"/>
-                <w:sz w:val="18"/>
+                <w:sz w:val="17"/>
               </w:rPr>
               <w:t>Заказы, поддержка, уведомления, база данных.</w:t>
             </w:r>
@@ -1154,7 +1154,7 @@
               <w:rPr>
                 <w:rFonts w:ascii="Times New Roman" w:hAnsi="Times New Roman" w:eastAsia="Times New Roman"/>
                 <w:color w:val="000000"/>
-                <w:sz w:val="18"/>
+                <w:sz w:val="17"/>
               </w:rPr>
               <w:t>Модуль уведомлений и логирования</w:t>
             </w:r>
@@ -1169,9 +1169,9 @@
               <w:rPr>
                 <w:rFonts w:ascii="Times New Roman" w:hAnsi="Times New Roman" w:eastAsia="Times New Roman"/>
                 <w:color w:val="000000"/>
-                <w:sz w:val="18"/>
-              </w:rPr>
-              <w:t>Email-уведомления, журнал оплат, выдачи ключей, промокодов и действий администратора.</w:t>
+                <w:sz w:val="17"/>
+              </w:rPr>
+              <w:t>Email-уведомления, журнал оплат, выдачи ключей, попыток входа, промокодов и действий администратора.</w:t>
             </w:r>
           </w:p>
         </w:tc>
@@ -1184,7 +1184,7 @@
               <w:rPr>
                 <w:rFonts w:ascii="Times New Roman" w:hAnsi="Times New Roman" w:eastAsia="Times New Roman"/>
                 <w:color w:val="000000"/>
-                <w:sz w:val="18"/>
+                <w:sz w:val="17"/>
               </w:rPr>
               <w:t>Пользователи, заказы, платежи, ключи, возвраты, модуль отчетности.</w:t>
             </w:r>
@@ -1210,7 +1210,7 @@
               <w:rPr>
                 <w:rFonts w:ascii="Times New Roman" w:hAnsi="Times New Roman" w:eastAsia="Times New Roman"/>
                 <w:color w:val="000000"/>
-                <w:sz w:val="18"/>
+                <w:sz w:val="17"/>
               </w:rPr>
               <w:t>База данных</w:t>
             </w:r>
@@ -1225,9 +1225,9 @@
               <w:rPr>
                 <w:rFonts w:ascii="Times New Roman" w:hAnsi="Times New Roman" w:eastAsia="Times New Roman"/>
                 <w:color w:val="000000"/>
-                <w:sz w:val="18"/>
-              </w:rPr>
-              <w:t>Хранит пользователей, игры, платформы, заказы, платежи, ключи, промокоды, отзывы, возвраты и журналы.</w:t>
+                <w:sz w:val="17"/>
+              </w:rPr>
+              <w:t>Хранение пользователей, игр, заказов, платежей, зашифрованных ключей, возвратов и журналов; ежедневное резервное копирование.</w:t>
             </w:r>
           </w:p>
         </w:tc>
@@ -1240,7 +1240,7 @@
               <w:rPr>
                 <w:rFonts w:ascii="Times New Roman" w:hAnsi="Times New Roman" w:eastAsia="Times New Roman"/>
                 <w:color w:val="000000"/>
-                <w:sz w:val="18"/>
+                <w:sz w:val="17"/>
               </w:rPr>
               <w:t>Все серверные модули.</w:t>
             </w:r>
@@ -1260,7 +1260,7 @@
               <w:rPr>
                 <w:rFonts w:ascii="Times New Roman" w:hAnsi="Times New Roman" w:eastAsia="Times New Roman"/>
                 <w:color w:val="000000"/>
-                <w:sz w:val="18"/>
+                <w:sz w:val="17"/>
               </w:rPr>
               <w:t>Модуль отчетности</w:t>
             </w:r>
@@ -1275,7 +1275,7 @@
               <w:rPr>
                 <w:rFonts w:ascii="Times New Roman" w:hAnsi="Times New Roman" w:eastAsia="Times New Roman"/>
                 <w:color w:val="000000"/>
-                <w:sz w:val="18"/>
+                <w:sz w:val="17"/>
               </w:rPr>
               <w:t>Формирование отчетов за выбранный период по продажам, возвратам и остаткам цифровых ключей.</w:t>
             </w:r>
@@ -1290,9 +1290,59 @@
               <w:rPr>
                 <w:rFonts w:ascii="Times New Roman" w:hAnsi="Times New Roman" w:eastAsia="Times New Roman"/>
                 <w:color w:val="000000"/>
-                <w:sz w:val="18"/>
+                <w:sz w:val="17"/>
               </w:rPr>
               <w:t>Админ-панель, заказы, платежи, ключи, возвраты, база данных.</w:t>
+            </w:r>
+          </w:p>
+        </w:tc>
+      </w:tr>
+      <w:tr>
+        <w:trPr>
+          <w:cantSplit/>
+        </w:trPr>
+        <w:tc>
+          <w:tcPr>
+            <w:tcW w:type="dxa" w:w="2400"/>
+          </w:tcPr>
+          <w:p>
+            <w:r>
+              <w:rPr>
+                <w:rFonts w:ascii="Times New Roman" w:hAnsi="Times New Roman" w:eastAsia="Times New Roman"/>
+                <w:color w:val="000000"/>
+                <w:sz w:val="17"/>
+              </w:rPr>
+              <w:t>Модуль резервного копирования</w:t>
+            </w:r>
+          </w:p>
+        </w:tc>
+        <w:tc>
+          <w:tcPr>
+            <w:tcW w:type="dxa" w:w="3837"/>
+          </w:tcPr>
+          <w:p>
+            <w:r>
+              <w:rPr>
+                <w:rFonts w:ascii="Times New Roman" w:hAnsi="Times New Roman" w:eastAsia="Times New Roman"/>
+                <w:color w:val="000000"/>
+                <w:sz w:val="17"/>
+              </w:rPr>
+              <w:t>Создание ежедневных зашифрованных копий, контроль срока хранения и проверка восстановления.</w:t>
+            </w:r>
+          </w:p>
+        </w:tc>
+        <w:tc>
+          <w:tcPr>
+            <w:tcW w:type="dxa" w:w="3828"/>
+          </w:tcPr>
+          <w:p>
+            <w:r>
+              <w:rPr>
+                <w:rFonts w:ascii="Times New Roman" w:hAnsi="Times New Roman" w:eastAsia="Times New Roman"/>
+                <w:color w:val="000000"/>
+                <w:sz w:val="17"/>
+              </w:rPr>
+              <w:t>База данных, мониторинг, администратор инфраструктуры.</w:t>
             </w:r>
           </w:p>
         </w:tc>
